--- a/ru/wisdom-stories/raising-children.docx
+++ b/ru/wisdom-stories/raising-children.docx
@@ -4,330 +4,162 @@
   <w:body>
     <w:p>
       <w:pPr>
-        <w:spacing w:before="0" w:after="60"/>
-        <w:jc w:val="left"/>
+        <w:pStyle w:val="Title"/>
       </w:pPr>
       <w:r>
-        <w:rPr>
-          <w:rFonts w:ascii="Arial" w:hAnsi="Arial" w:eastAsia="Arial"/>
-          <w:i w:val="0"/>
-          <w:color w:val="000000"/>
-          <w:sz w:val="52"/>
-        </w:rPr>
         <w:t>Воспитание детей</w:t>
       </w:r>
     </w:p>
     <w:p>
-      <w:pPr>
-        <w:jc w:val="left"/>
-      </w:pPr>
+      <w:pPr/>
       <w:r>
-        <w:rPr>
-          <w:rFonts w:ascii="Arial" w:hAnsi="Arial" w:eastAsia="Arial"/>
-          <w:i w:val="0"/>
-          <w:color w:val="000000"/>
-          <w:sz w:val="22"/>
-        </w:rPr>
-        <w:t>В одной семье жил мальчик, который не слушался родителей. Что бы они ни говорили, мальчик делал наоборот. Он плохо учился в школе. Он не усердно занимался и не делал домашние задания. Даже когда мать злилась и била его, это не помогало. Даже когда отец запирал его в комнате и наказывал, он не мог справиться с ребенком.</w:t>
+        <w:t>В одной семье рос непослушный мальчик. Он всё делал наперекор родителям, плохо учился и не выполнял домашних заданий. Мать сердилась и била его, отец запирал в комнате, но наказания ничего не меняли.</w:t>
       </w:r>
     </w:p>
     <w:p>
-      <w:pPr>
-        <w:jc w:val="left"/>
-      </w:pPr>
+      <w:pPr/>
       <w:r>
-        <w:rPr>
-          <w:rFonts w:ascii="Arial" w:hAnsi="Arial" w:eastAsia="Arial"/>
-          <w:i w:val="0"/>
-          <w:color w:val="000000"/>
-          <w:sz w:val="22"/>
-        </w:rPr>
-        <w:t>Однажды, когда мать, оставшись беззащитной, вела ребенка в школу, она встретила по дороге «дрессировщика медведей». Дрессировщик, окруженный людьми, играл на тамбурине, а медведь с кольцом на носу прыгал и играл.</w:t>
+        <w:t>Однажды мать, уже не зная, что делать, вела сына в школу. По дороге они увидели дрессировщика: тот бил в бубен, а медведь с кольцом в носу плясал перед толпой.</w:t>
       </w:r>
     </w:p>
     <w:p>
-      <w:pPr>
-        <w:jc w:val="left"/>
-      </w:pPr>
+      <w:pPr/>
       <w:r>
-        <w:rPr>
-          <w:rFonts w:ascii="Arial" w:hAnsi="Arial" w:eastAsia="Arial"/>
-          <w:i w:val="0"/>
-          <w:color w:val="000000"/>
-          <w:sz w:val="22"/>
-        </w:rPr>
         <w:t>Женщина остановилась и задумалась. Она сказала себе: «Я не могу воспитать этого ребенка, но посмотрите, как этот мужчина воспитал своего медведя!»</w:t>
       </w:r>
     </w:p>
     <w:p>
-      <w:pPr>
-        <w:jc w:val="left"/>
-      </w:pPr>
+      <w:pPr/>
       <w:r>
-        <w:rPr>
-          <w:rFonts w:ascii="Arial" w:hAnsi="Arial" w:eastAsia="Arial"/>
-          <w:i w:val="0"/>
-          <w:color w:val="000000"/>
-          <w:sz w:val="22"/>
-        </w:rPr>
         <w:t>Затем она подошла к дрессировщику медведей и спросила: — Я не могу воспитать своего ребенка, как вы воспитываете это дикое животное?</w:t>
       </w:r>
     </w:p>
     <w:p>
       <w:pPr>
-        <w:jc w:val="left"/>
+        <w:spacing w:after="80"/>
       </w:pPr>
       <w:r>
-        <w:rPr>
-          <w:rFonts w:ascii="Arial" w:hAnsi="Arial" w:eastAsia="Arial"/>
-          <w:i w:val="0"/>
-          <w:color w:val="000000"/>
-          <w:sz w:val="22"/>
-        </w:rPr>
         <w:t>Мужчина улыбнулся: — На все есть выход. У меня тоже есть свой способ его воспитания.</w:t>
       </w:r>
     </w:p>
     <w:p>
       <w:pPr>
-        <w:jc w:val="left"/>
+        <w:spacing w:after="80"/>
       </w:pPr>
       <w:r>
-        <w:rPr>
-          <w:rFonts w:ascii="Arial" w:hAnsi="Arial" w:eastAsia="Arial"/>
-          <w:i w:val="0"/>
-          <w:color w:val="000000"/>
-          <w:sz w:val="22"/>
-        </w:rPr>
         <w:t>Женщина сказала: — Пожалуйста, помогите мне.</w:t>
       </w:r>
     </w:p>
     <w:p>
-      <w:pPr>
-        <w:jc w:val="left"/>
-      </w:pPr>
+      <w:pPr/>
       <w:r>
-        <w:rPr>
-          <w:rFonts w:ascii="Arial" w:hAnsi="Arial" w:eastAsia="Arial"/>
-          <w:i w:val="0"/>
-          <w:color w:val="000000"/>
-          <w:sz w:val="22"/>
-        </w:rPr>
         <w:t>Дрессировщик медведей посмотрел на мальчика и сказал: — Нет сложной задачи. Доверьте его мне на неделю, я сделаю его послушным, — сказал он.</w:t>
       </w:r>
     </w:p>
     <w:p>
       <w:pPr>
-        <w:jc w:val="left"/>
+        <w:spacing w:after="80"/>
       </w:pPr>
       <w:r>
-        <w:rPr>
-          <w:rFonts w:ascii="Arial" w:hAnsi="Arial" w:eastAsia="Arial"/>
-          <w:i w:val="0"/>
-          <w:color w:val="000000"/>
-          <w:sz w:val="22"/>
-        </w:rPr>
         <w:t>Женщина обрадовалась и начала каждый день водить мальчика к дрессировщику медведей.</w:t>
       </w:r>
     </w:p>
     <w:p>
-      <w:pPr>
-        <w:jc w:val="left"/>
-      </w:pPr>
+      <w:pPr/>
       <w:r>
-        <w:rPr>
-          <w:rFonts w:ascii="Arial" w:hAnsi="Arial" w:eastAsia="Arial"/>
-          <w:i w:val="0"/>
-          <w:color w:val="000000"/>
-          <w:sz w:val="22"/>
-        </w:rPr>
         <w:t>Хотя прошло всего несколько дней, поведение мальчика постепенно начало улучшаться. Он перестал протестовать против матери. Через неделю мальчик стал именно таким, каким его хотела видеть женщина. Женщина была очень счастлива. Она выразила свое одобрение дрессировщику медведей и много раз молилась за него.</w:t>
       </w:r>
     </w:p>
     <w:p>
-      <w:pPr>
-        <w:jc w:val="left"/>
-      </w:pPr>
+      <w:pPr/>
       <w:r>
-        <w:rPr>
-          <w:rFonts w:ascii="Arial" w:hAnsi="Arial" w:eastAsia="Arial"/>
-          <w:i w:val="0"/>
-          <w:color w:val="000000"/>
-          <w:sz w:val="22"/>
-        </w:rPr>
         <w:t>Соседи были очень удивлены этим. Тот непослушный, бунтарский мальчик исчез, а на его месте появился спокойный, мирный, воспитанный мальчик.</w:t>
       </w:r>
     </w:p>
     <w:p>
-      <w:pPr>
-        <w:jc w:val="left"/>
-      </w:pPr>
+      <w:pPr/>
       <w:r>
-        <w:rPr>
-          <w:rFonts w:ascii="Arial" w:hAnsi="Arial" w:eastAsia="Arial"/>
-          <w:i w:val="0"/>
-          <w:color w:val="000000"/>
-          <w:sz w:val="22"/>
-        </w:rPr>
         <w:t>Учитель в школе тоже был доволен этими изменениями в мальчике и поздравил мать. Однако перемены были недолгими. Хотя он уже не был таким амбициозным и злым, как раньше, на этот раз мальчик начал воровать вещи одноклассников, делать тайные дела и открыто лгать. Учительница позвала мать мальчика и сказала: «Не знаю, что вы собираетесь делать, но ваш мальчик стал очень странным. Он начал воровать и лгать». Женщина очень расстроилась. Хотя она в отчаянии пошла искать дрессировщика медведей, не смогла его найти. Мужчина ушел.</w:t>
       </w:r>
     </w:p>
     <w:p>
-      <w:pPr>
-        <w:jc w:val="left"/>
-      </w:pPr>
+      <w:pPr/>
       <w:r>
-        <w:rPr>
-          <w:rFonts w:ascii="Arial" w:hAnsi="Arial" w:eastAsia="Arial"/>
-          <w:i w:val="0"/>
-          <w:color w:val="000000"/>
-          <w:sz w:val="22"/>
-        </w:rPr>
-        <w:t>Видя беспомощное состояние родителей, ее мудрые соседи сказали: «Не волнуйтесь, я знаю мудреца с большим сердцем. Если хотите, сходите к нему и объясните ситуацию».</w:t>
+        <w:t>Один из соседей посоветовал: «Я знаю мудрого и доброго человека. Сходите к нему, расскажите о своей беде».</w:t>
       </w:r>
     </w:p>
     <w:p>
-      <w:pPr>
-        <w:jc w:val="left"/>
-      </w:pPr>
+      <w:pPr/>
       <w:r>
-        <w:rPr>
-          <w:rFonts w:ascii="Arial" w:hAnsi="Arial" w:eastAsia="Arial"/>
-          <w:i w:val="0"/>
-          <w:color w:val="000000"/>
-          <w:sz w:val="22"/>
-        </w:rPr>
         <w:t>Женщина согласилась. Она взяла ребенка и отвела его к этому мудрецу. После того, как мужчина ознакомился с ситуацией, он сказал: — Дайте мне этого прекрасного юношу на неделю, я посмотрю, что смогу сделать. — Женщина приняла предложение.</w:t>
       </w:r>
     </w:p>
     <w:p>
       <w:pPr>
-        <w:jc w:val="left"/>
+        <w:spacing w:after="80"/>
       </w:pPr>
       <w:r>
-        <w:rPr>
-          <w:rFonts w:ascii="Arial" w:hAnsi="Arial" w:eastAsia="Arial"/>
-          <w:i w:val="0"/>
-          <w:color w:val="000000"/>
-          <w:sz w:val="22"/>
-        </w:rPr>
-        <w:t>Он начал водить ребенка к этому мудрецу.</w:t>
+        <w:t>Мать стала приводить сына к мудрецу.</w:t>
+      </w:r>
+    </w:p>
+    <w:p>
+      <w:pPr/>
+      <w:r>
+        <w:t>После всего двух встреч мужчина очень расстроился. Он сказал матери ребенка: — Что вы сделали с этим ребенком? Я вижу в нем животные черты. — Женщина удивилась: — Я ничего не делала, просто водила его к дрессировщику медведей, потому что ребенок был очень непослушным.</w:t>
+      </w:r>
+    </w:p>
+    <w:p>
+      <w:pPr/>
+      <w:r>
+        <w:t>Мудрец огорчился: «Разве ребёнка можно воспитывать как зверя? Дрессировщик добивается покорности страхом и наказаниями. Человеку же нужно пробудить совесть. Страх заставляет скрываться и обманывать».</w:t>
+      </w:r>
+    </w:p>
+    <w:p>
+      <w:pPr/>
+      <w:r>
+        <w:t>Он продолжил: «Воспитание — это путь к сердцу ребёнка. Будьте рядом, слушайте его, обнимайте, не лишайте любви. Чувствуя, что родители любят его, он научится доверять им».</w:t>
       </w:r>
     </w:p>
     <w:p>
       <w:pPr>
-        <w:jc w:val="left"/>
+        <w:keepNext/>
+        <w:spacing w:after="80"/>
       </w:pPr>
       <w:r>
-        <w:rPr>
-          <w:rFonts w:ascii="Arial" w:hAnsi="Arial" w:eastAsia="Arial"/>
-          <w:i w:val="0"/>
-          <w:color w:val="000000"/>
-          <w:sz w:val="22"/>
-        </w:rPr>
-        <w:t>После всего двух встреч мужчина очень расстроился. Он сказал матери ребенка: — Что вы сделали с этим ребенком? Я вижу в нем животные черты. — Женщина удивилась: — Я ничего не делала, просто водила его к дрессировщику медведей, потому что ребенок был очень непослушным.</w:t>
+        <w:t>— Помочь вашему сыну должны прежде всего вы, его родители, — закончил мудрец.</w:t>
       </w:r>
     </w:p>
     <w:p>
       <w:pPr>
-        <w:jc w:val="left"/>
+        <w:keepNext/>
+        <w:keepLines/>
+        <w:spacing w:before="160"/>
       </w:pPr>
       <w:r>
         <w:rPr>
-          <w:rFonts w:ascii="Arial" w:hAnsi="Arial" w:eastAsia="Arial"/>
-          <w:i w:val="0"/>
-          <w:color w:val="000000"/>
-          <w:sz w:val="22"/>
+          <w:b/>
         </w:rPr>
-        <w:t>Мужчина очень рассердился: — Думаешь, дрессировщик животных может воспитать ребенка? Животных воспитывают страхом, а людей — совестью. Животных иногда дисциплинируют бить, ругать и наказывать; если это не помогает, их запирают в темную комнату и оставляют беззащитными. Как можно доверить своего ребенка дрессировщику животных?</w:t>
+        <w:t>Мораль:</w:t>
+      </w:r>
+      <w:r>
+        <w:t xml:space="preserve"> Ребенка воспитывают не в страхе, а в любви. Ребенка воспитывает не учитель или посторонний человек, а любящий родитель.</w:t>
       </w:r>
     </w:p>
     <w:p>
       <w:pPr>
-        <w:jc w:val="left"/>
+        <w:spacing w:after="80"/>
       </w:pPr>
       <w:r>
         <w:rPr>
-          <w:rFonts w:ascii="Arial" w:hAnsi="Arial" w:eastAsia="Arial"/>
-          <w:i w:val="0"/>
-          <w:color w:val="000000"/>
-          <w:sz w:val="22"/>
-        </w:rPr>
-        <w:t>Затем он продолжил: — Помни, что воспитание — это не преследование ребенка, а проникновение в его сердце и влияние на него состраданием. Возьми своего ребенка и иди. Будь рядом с ним, целуй и обнимай его, слушай его, не лишай его своей любви. Чем больше любви ты проявляешь к своему ребенку, тем больше он смягчится, он увидит, что у него есть любящие родители, его доверие и любовь к тебе возрастут.</w:t>
-      </w:r>
-    </w:p>
-    <w:p>
-      <w:pPr>
-        <w:jc w:val="left"/>
-      </w:pPr>
-      <w:r>
-        <w:rPr>
-          <w:rFonts w:ascii="Arial" w:hAnsi="Arial" w:eastAsia="Arial"/>
-          <w:i w:val="0"/>
-          <w:color w:val="000000"/>
-          <w:sz w:val="22"/>
-        </w:rPr>
-        <w:t>— Лекарство для твоего ребенка — это не дрессировщик медведей и не я; только ты — родители, — заключил мудрец.</w:t>
-      </w:r>
-    </w:p>
-    <w:p>
-      <w:pPr>
-        <w:pStyle w:val="Moral"/>
-        <w:keepNext/>
-        <w:keepLines/>
-        <w:widowControl/>
-        <w:spacing w:before="240" w:after="180" w:line="283" w:lineRule="auto"/>
-        <w:ind w:left="240" w:right="240"/>
-        <w:jc w:val="left"/>
-        <w:pBdr>
-          <w:top w:val="single" w:sz="8" w:space="7" w:color="E8D59A"/>
-          <w:left w:val="single" w:sz="32" w:space="11" w:color="C6A23A"/>
-          <w:bottom w:val="single" w:sz="8" w:space="7" w:color="E8D59A"/>
-          <w:right w:val="single" w:sz="8" w:space="11" w:color="E8D59A"/>
-        </w:pBdr>
-        <w:shd w:val="clear" w:color="auto" w:fill="FFF8E1"/>
-      </w:pPr>
-      <w:r>
-        <w:rPr>
-          <w:rFonts w:ascii="Arial" w:hAnsi="Arial" w:eastAsia="Arial" w:cs="Arial"/>
-          <w:b/>
-          <w:i w:val="0"/>
-          <w:color w:val="9A7417"/>
-          <w:sz w:val="22"/>
-        </w:rPr>
-        <w:t xml:space="preserve">Мораль: </w:t>
-      </w:r>
-      <w:r>
-        <w:rPr>
-          <w:rFonts w:ascii="Arial" w:hAnsi="Arial" w:eastAsia="Arial" w:cs="Arial"/>
-          <w:b w:val="0"/>
-          <w:i w:val="0"/>
-          <w:color w:val="3F3826"/>
-          <w:sz w:val="22"/>
-        </w:rPr>
-        <w:t>Ребенка воспитывают не в страхе, а в любви. Ребенка воспитывает не учитель или посторонний человек, а любящий родитель.</w:t>
-      </w:r>
-    </w:p>
-    <w:p>
-      <w:pPr>
-        <w:keepLines/>
-        <w:widowControl/>
-        <w:spacing w:before="60" w:after="0" w:line="240" w:lineRule="auto"/>
-        <w:jc w:val="right"/>
-      </w:pPr>
-      <w:r>
-        <w:rPr>
-          <w:rFonts w:ascii="Arial" w:hAnsi="Arial" w:eastAsia="Arial" w:cs="Arial"/>
-          <w:b w:val="0"/>
           <w:i/>
-          <w:color w:val="8A7950"/>
-          <w:sz w:val="17"/>
+          <w:sz w:val="18"/>
         </w:rPr>
         <w:t>«История взята из открытых источников Интернета.»</w:t>
       </w:r>
     </w:p>
     <w:sectPr>
-      <w:pgSz w:w="12240" w:h="15840"/>
-      <w:pgMar w:top="1440" w:right="1440" w:bottom="1440" w:left="1440" w:header="708" w:footer="708" w:gutter="0"/>
+      <w:pgSz w:w="11909" w:h="16834"/>
+      <w:pgMar w:top="1152" w:right="1224" w:bottom="1152" w:left="1224" w:header="720" w:footer="720" w:gutter="0"/>
       <w:cols w:space="720"/>
       <w:docGrid w:linePitch="360"/>
     </w:sectPr>
@@ -699,12 +531,14 @@
     <w:qFormat/>
     <w:rsid w:val="00FC693F"/>
     <w:pPr>
-      <w:spacing w:before="0" w:after="160" w:line="276" w:lineRule="auto"/>
+      <w:widowControl/>
+      <w:spacing w:after="120" w:line="269" w:lineRule="auto"/>
     </w:pPr>
     <w:rPr>
-      <w:rFonts w:ascii="Arial" w:hAnsi="Arial" w:eastAsia="Arial"/>
+      <w:rFonts w:ascii="Arial" w:hAnsi="Arial"/>
       <w:color w:val="000000"/>
       <w:sz w:val="22"/>
+      <w:lang w:val="ru-RU"/>
     </w:rPr>
   </w:style>
   <w:style w:type="paragraph" w:styleId="Header">
@@ -1048,18 +882,20 @@
     <w:qFormat/>
     <w:rsid w:val="00FC693F"/>
     <w:pPr>
+      <w:keepNext/>
       <w:pBdr>
         <w:bottom w:val="single" w:sz="8" w:space="4" w:color="4F81BD" w:themeColor="accent1"/>
       </w:pBdr>
-      <w:spacing w:after="300" w:line="240" w:lineRule="auto"/>
+      <w:spacing w:after="280" w:line="240" w:lineRule="auto"/>
       <w:contextualSpacing/>
     </w:pPr>
     <w:rPr>
-      <w:rFonts w:asciiTheme="majorHAnsi" w:eastAsiaTheme="majorEastAsia" w:hAnsiTheme="majorHAnsi" w:cstheme="majorBidi"/>
-      <w:color w:val="17365D" w:themeColor="text2" w:themeShade="BF"/>
+      <w:rFonts w:asciiTheme="majorHAnsi" w:eastAsiaTheme="majorEastAsia" w:hAnsiTheme="majorHAnsi" w:cstheme="majorBidi" w:ascii="Arial" w:hAnsi="Arial"/>
+      <w:b/>
+      <w:color w:val="000000"/>
       <w:spacing w:val="5"/>
       <w:kern w:val="28"/>
-      <w:sz w:val="52"/>
+      <w:sz w:val="34"/>
       <w:szCs w:val="52"/>
     </w:rPr>
   </w:style>
@@ -12388,18 +12224,6 @@
         <w:shd w:val="clear" w:color="auto" w:fill="FBCAA2" w:themeFill="accent6" w:themeFillTint="7F"/>
       </w:tcPr>
     </w:tblStylePr>
-  </w:style>
-  <w:style w:type="paragraph" w:customStyle="1" w:styleId="Moral">
-    <w:name w:val="Moral"/>
-    <w:basedOn w:val="Normal"/>
-    <w:pPr>
-      <w:spacing w:before="160" w:after="0" w:line="276" w:lineRule="auto"/>
-    </w:pPr>
-    <w:rPr>
-      <w:rFonts w:ascii="Arial" w:hAnsi="Arial" w:eastAsia="Arial"/>
-      <w:i/>
-      <w:sz w:val="22"/>
-    </w:rPr>
   </w:style>
 </w:styles>
 </file>

--- a/ru/wisdom-stories/raising-children.docx
+++ b/ru/wisdom-stories/raising-children.docx
@@ -19,7 +19,7 @@
     <w:p>
       <w:pPr/>
       <w:r>
-        <w:t>Однажды мать, уже не зная, что делать, вела сына в школу. По дороге они увидели дрессировщика: тот бил в бубен, а медведь с кольцом в носу плясал перед толпой.</w:t>
+        <w:t>Однажды мать вела сына в школу. По дороге они увидели дрессировщика: тот бил в бубен, а медведь с кольцом в носу плясал перед толпой.</w:t>
       </w:r>
     </w:p>
     <w:p>
@@ -31,7 +31,7 @@
     <w:p>
       <w:pPr/>
       <w:r>
-        <w:t>Затем она подошла к дрессировщику медведей и спросила: — Я не могу воспитать своего ребенка, как вы воспитываете это дикое животное?</w:t>
+        <w:t>Затем она подошла к дрессировщику медведей и спросила: — Я не могу справиться со своим ребёнком. Как вы обучаете это дикое животное?</w:t>
       </w:r>
     </w:p>
     <w:p>
@@ -39,7 +39,7 @@
         <w:spacing w:after="80"/>
       </w:pPr>
       <w:r>
-        <w:t>Мужчина улыбнулся: — На все есть выход. У меня тоже есть свой способ его воспитания.</w:t>
+        <w:t>Мужчина улыбнулся: — На все есть выход. У меня тоже есть свой способ воспитания.</w:t>
       </w:r>
     </w:p>
     <w:p>
@@ -53,7 +53,7 @@
     <w:p>
       <w:pPr/>
       <w:r>
-        <w:t>Дрессировщик медведей посмотрел на мальчика и сказал: — Нет сложной задачи. Доверьте его мне на неделю, я сделаю его послушным, — сказал он.</w:t>
+        <w:t>Дрессировщик медведей посмотрел на мальчика и сказал: — Нет сложной задачи. Доверьте его мне на неделю, я сделаю его послушным.</w:t>
       </w:r>
     </w:p>
     <w:p>
@@ -79,7 +79,7 @@
     <w:p>
       <w:pPr/>
       <w:r>
-        <w:t>Учитель в школе тоже был доволен этими изменениями в мальчике и поздравил мать. Однако перемены были недолгими. Хотя он уже не был таким амбициозным и злым, как раньше, на этот раз мальчик начал воровать вещи одноклассников, делать тайные дела и открыто лгать. Учительница позвала мать мальчика и сказала: «Не знаю, что вы собираетесь делать, но ваш мальчик стал очень странным. Он начал воровать и лгать». Женщина очень расстроилась. Хотя она в отчаянии пошла искать дрессировщика медведей, не смогла его найти. Мужчина ушел.</w:t>
+        <w:t>Учитель в школе тоже был доволен этими изменениями в мальчике и поздравил мать. Однако перемены были недолгими. Хотя он уже не был таким заносчивым и злым, как раньше, на этот раз мальчик начал воровать вещи одноклассников, делать тайные дела и открыто лгать. Учитель позвонил матери мальчика и сказал: «Не знаю, что вы собираетесь делать, но ваш мальчик стал очень странным. Он начал воровать и лгать». Женщина очень расстроилась. Хотя она в отчаянии пошла искать дрессировщика медведей, не смогла его найти. Мужчина ушел.</w:t>
       </w:r>
     </w:p>
     <w:p>
@@ -111,13 +111,13 @@
     <w:p>
       <w:pPr/>
       <w:r>
-        <w:t>Мудрец огорчился: «Разве ребёнка можно воспитывать как зверя? Дрессировщик добивается покорности страхом и наказаниями. Человеку же нужно пробудить совесть. Страх заставляет скрываться и обманывать».</w:t>
+        <w:t>Мудрец сильно рассердился: «Разве дрессировщик животных может воспитать ребёнка? Животных воспитывают страхом, а людей — совестью. Животных иногда приводят к порядку побоями, бранью и наказанием; если и это не помогает, их запирают в тёмную комнату и доводят до беспомощности. Как вы могли доверить собственного ребёнка дрессировщику животных?»</w:t>
       </w:r>
     </w:p>
     <w:p>
       <w:pPr/>
       <w:r>
-        <w:t>Он продолжил: «Воспитание — это путь к сердцу ребёнка. Будьте рядом, слушайте его, обнимайте, не лишайте любви. Чувствуя, что родители любят его, он научится доверять им».</w:t>
+        <w:t>Он продолжил: «Помните: воспитание — это не давить на ребёнка, а найти путь к его сердцу. Возьмите ребёнка и идите домой. Будьте рядом, целуйте и обнимайте его, слушайте, не жалейте любви. Чувствуя, что родители любят его, доверие к вам у него возрастёт и отношение смягчится».</w:t>
       </w:r>
     </w:p>
     <w:p>
@@ -126,7 +126,7 @@
         <w:spacing w:after="80"/>
       </w:pPr>
       <w:r>
-        <w:t>— Помочь вашему сыну должны прежде всего вы, его родители, — закончил мудрец.</w:t>
+        <w:t>— Лекарство для вашего ребёнка — не дрессировщик медведя и не я, а только вы, родители, — закончил мудрец.</w:t>
       </w:r>
     </w:p>
     <w:p>
@@ -139,11 +139,9 @@
         <w:rPr>
           <w:b/>
         </w:rPr>
-        <w:t>Мораль:</w:t>
+        <w:t>Мораль: Ребенка воспитывают не в страхе, а в любви. Ребёнка воспитывает не дрессировщик и не посторонний, а любящий родитель.</w:t>
       </w:r>
-      <w:r>
-        <w:t xml:space="preserve"> Ребенка воспитывают не в страхе, а в любви. Ребенка воспитывает не учитель или посторонний человек, а любящий родитель.</w:t>
-      </w:r>
+      <w:r/>
     </w:p>
     <w:p>
       <w:pPr>
@@ -154,7 +152,7 @@
           <w:i/>
           <w:sz w:val="18"/>
         </w:rPr>
-        <w:t>«История взята из открытых источников Интернета.»</w:t>
+        <w:t>Рассказы взяты из открытых интернет-источников, а иллюстрации созданы с помощью ИИ.</w:t>
       </w:r>
     </w:p>
     <w:sectPr>
